--- a/a7/build/out/u6/A7 6.04 Pythagorean Theorem in Real-World Problems - Independent Set.docx
+++ b/a7/build/out/u6/A7 6.04 Pythagorean Theorem in Real-World Problems - Independent Set.docx
@@ -236,7 +236,7 @@
                 <w:color w:val="1A1A1A"/>
                 <w:sz w:val="22"/>
               </w:rPr>
-              <w:t>A tablet screen is 5 in wide and 8 in tall. How long is its diagonal, to the nearest tenth of an inch?</w:t>
+              <w:t>A tablet screen is 5 inches wide and 8 inches tall. How long is its diagonal, to the nearest tenth of an inch?</w:t>
             </w:r>
           </w:p>
           <w:p>
@@ -308,7 +308,7 @@
                 <w:color w:val="1A1A1A"/>
                 <w:sz w:val="22"/>
               </w:rPr>
-              <w:t>A 26-ft ladder reaches 24 ft up a wall. How far from the wall is its foot?</w:t>
+              <w:t>A fire truck's 50-ft ladder reaches 48 ft up a building. How far from the building is its foot?</w:t>
             </w:r>
           </w:p>
           <w:p>
@@ -524,7 +524,7 @@
                 <w:color w:val="1A1A1A"/>
                 <w:sz w:val="22"/>
               </w:rPr>
-              <w:t>Will a 10-in pencil lie flat in a box 7 in by 8 in, corner to corner?</w:t>
+              <w:t>Will a 10-in pencil lie flat in a box 7 inches by 8 inches, corner to corner?</w:t>
             </w:r>
           </w:p>
           <w:p>

--- a/a7/build/out/u6/A7 6.04 Pythagorean Theorem in Real-World Problems - Independent Set.docx
+++ b/a7/build/out/u6/A7 6.04 Pythagorean Theorem in Real-World Problems - Independent Set.docx
@@ -596,12 +596,12 @@
                 <w:color w:val="1A1A1A"/>
                 <w:sz w:val="22"/>
               </w:rPr>
-              <w:t>A kite flies at the end of 25 m of string, straight above a spot 20 m from where the string is held. How high is the kite?</w:t>
+              <w:t>A kite flies on 19 m of tight string. It is straight above a spot 12 m from the hand that holds the string, level with the hand. How high above the hand is the kite, to the nearest tenth of a meter?</w:t>
             </w:r>
           </w:p>
           <w:p>
             <w:pPr>
-              <w:spacing w:after="864"/>
+              <w:spacing w:after="1008"/>
             </w:pPr>
           </w:p>
         </w:tc>

--- a/a7/build/out/u6/A7 6.04 Pythagorean Theorem in Real-World Problems - Independent Set.docx
+++ b/a7/build/out/u6/A7 6.04 Pythagorean Theorem in Real-World Problems - Independent Set.docx
@@ -596,7 +596,7 @@
                 <w:color w:val="1A1A1A"/>
                 <w:sz w:val="22"/>
               </w:rPr>
-              <w:t>A kite flies on 19 m of tight string. It is straight above a spot 12 m from the hand that holds the string, level with the hand. How high above the hand is the kite, to the nearest tenth of a meter?</w:t>
+              <w:t>A kite flies on 19 m of tight string. Straight below the kite, level with the hand that holds the string, is a point 12 m from the hand. How high is the kite above that point, to the nearest tenth of a meter?</w:t>
             </w:r>
           </w:p>
           <w:p>
